--- a/desk_assistent/docs/会议纪要-第2次-2026-10-15.docx
+++ b/desk_assistent/docs/会议纪要-第2次-2026-10-15.docx
@@ -179,7 +179,7 @@
           <w:b w:val="0"/>
           <w:sz w:val="21"/>
         </w:rPr>
-        <w:t>可行性研究（W6，10/19–10/23）正式启动，彭靖轩牵头，从技术、经济、操作、进度、法律五方面论证，输出可行性分析报告初稿。</w:t>
+        <w:t>可行性研究（W6，10/19–10/23）正式启动，彭靖轩牵头，从技术、经济、操作三方面论证，输出可行性分析报告初稿。</w:t>
       </w:r>
     </w:p>
     <w:p>
